--- a/docs/概要设计/word/00-概要设计总览-v0.1.docx
+++ b/docs/概要设计/word/00-概要设计总览-v0.1.docx
@@ -190,6 +190,696 @@
         <w:t>本文档不是详细设计文档，不直接固化数据库表结构、接口字段、页面原型和审批流最终配置。</w:t>
       </w:r>
     </w:p>
+    <w:p>
+      <w:pPr>
+        <w:pStyle w:val="Heading3"/>
+        <w:keepNext/>
+        <w:jc w:val="left"/>
+      </w:pPr>
+      <w:r>
+        <w:rPr>
+          <w:rFonts w:ascii="宋体" w:hAnsi="宋体" w:eastAsia="宋体" w:cs="宋体"/>
+          <w:b/>
+          <w:sz w:val="32"/>
+          <w:szCs w:val="32"/>
+        </w:rPr>
+        <w:t>1.1 文档权威边界</w:t>
+      </w:r>
+    </w:p>
+    <w:p>
+      <w:r>
+        <w:rPr>
+          <w:rFonts w:ascii="宋体" w:hAnsi="宋体" w:eastAsia="宋体" w:cs="宋体"/>
+          <w:sz w:val="28"/>
+          <w:szCs w:val="28"/>
+        </w:rPr>
+        <w:t>概要设计分卷允许保留必要上下文，但应避免多处维护同一细节。各专题的权威边界如下：</w:t>
+      </w:r>
+    </w:p>
+    <w:tbl>
+      <w:tblPr>
+        <w:tblStyle w:val="LightGrid-Accent1"/>
+        <w:tblW w:type="auto" w:w="0"/>
+        <w:tblLook w:firstColumn="1" w:firstRow="1" w:lastColumn="0" w:lastRow="0" w:noHBand="0" w:noVBand="1" w:val="04A0"/>
+        <w:tblBorders>
+          <w:top w:val="single" w:sz="4" w:space="0" w:color="000000"/>
+          <w:left w:val="single" w:sz="4" w:space="0" w:color="000000"/>
+          <w:bottom w:val="single" w:sz="4" w:space="0" w:color="000000"/>
+          <w:right w:val="single" w:sz="4" w:space="0" w:color="000000"/>
+          <w:insideH w:val="single" w:sz="4" w:space="0" w:color="000000"/>
+          <w:insideV w:val="single" w:sz="4" w:space="0" w:color="000000"/>
+        </w:tblBorders>
+      </w:tblPr>
+      <w:tblGrid>
+        <w:gridCol w:w="3600"/>
+        <w:gridCol w:w="3600"/>
+        <w:gridCol w:w="3600"/>
+      </w:tblGrid>
+      <w:tr>
+        <w:tc>
+          <w:tcPr>
+            <w:tcW w:type="dxa" w:w="3600"/>
+            <w:tcBorders>
+              <w:top w:val="single" w:sz="4" w:space="0" w:color="000000"/>
+              <w:left w:val="single" w:sz="4" w:space="0" w:color="000000"/>
+              <w:bottom w:val="single" w:sz="4" w:space="0" w:color="000000"/>
+              <w:right w:val="single" w:sz="4" w:space="0" w:color="000000"/>
+              <w:insideH w:val="single" w:sz="4" w:space="0" w:color="000000"/>
+              <w:insideV w:val="single" w:sz="4" w:space="0" w:color="000000"/>
+            </w:tcBorders>
+          </w:tcPr>
+          <w:p>
+            <w:r>
+              <w:rPr>
+                <w:rFonts w:ascii="宋体" w:hAnsi="宋体" w:eastAsia="宋体" w:cs="宋体"/>
+                <w:sz w:val="28"/>
+                <w:szCs w:val="28"/>
+              </w:rPr>
+            </w:r>
+            <w:r>
+              <w:rPr>
+                <w:rFonts w:ascii="宋体" w:hAnsi="宋体" w:eastAsia="宋体" w:cs="宋体"/>
+                <w:sz w:val="28"/>
+                <w:szCs w:val="28"/>
+              </w:rPr>
+              <w:t>主题</w:t>
+            </w:r>
+          </w:p>
+        </w:tc>
+        <w:tc>
+          <w:tcPr>
+            <w:tcW w:type="dxa" w:w="3600"/>
+            <w:tcBorders>
+              <w:top w:val="single" w:sz="4" w:space="0" w:color="000000"/>
+              <w:left w:val="single" w:sz="4" w:space="0" w:color="000000"/>
+              <w:bottom w:val="single" w:sz="4" w:space="0" w:color="000000"/>
+              <w:right w:val="single" w:sz="4" w:space="0" w:color="000000"/>
+              <w:insideH w:val="single" w:sz="4" w:space="0" w:color="000000"/>
+              <w:insideV w:val="single" w:sz="4" w:space="0" w:color="000000"/>
+            </w:tcBorders>
+          </w:tcPr>
+          <w:p>
+            <w:r>
+              <w:rPr>
+                <w:rFonts w:ascii="宋体" w:hAnsi="宋体" w:eastAsia="宋体" w:cs="宋体"/>
+                <w:sz w:val="28"/>
+                <w:szCs w:val="28"/>
+              </w:rPr>
+            </w:r>
+            <w:r>
+              <w:rPr>
+                <w:rFonts w:ascii="宋体" w:hAnsi="宋体" w:eastAsia="宋体" w:cs="宋体"/>
+                <w:sz w:val="28"/>
+                <w:szCs w:val="28"/>
+              </w:rPr>
+              <w:t>权威文档</w:t>
+            </w:r>
+          </w:p>
+        </w:tc>
+        <w:tc>
+          <w:tcPr>
+            <w:tcW w:type="dxa" w:w="3600"/>
+            <w:tcBorders>
+              <w:top w:val="single" w:sz="4" w:space="0" w:color="000000"/>
+              <w:left w:val="single" w:sz="4" w:space="0" w:color="000000"/>
+              <w:bottom w:val="single" w:sz="4" w:space="0" w:color="000000"/>
+              <w:right w:val="single" w:sz="4" w:space="0" w:color="000000"/>
+              <w:insideH w:val="single" w:sz="4" w:space="0" w:color="000000"/>
+              <w:insideV w:val="single" w:sz="4" w:space="0" w:color="000000"/>
+            </w:tcBorders>
+          </w:tcPr>
+          <w:p>
+            <w:r>
+              <w:rPr>
+                <w:rFonts w:ascii="宋体" w:hAnsi="宋体" w:eastAsia="宋体" w:cs="宋体"/>
+                <w:sz w:val="28"/>
+                <w:szCs w:val="28"/>
+              </w:rPr>
+            </w:r>
+            <w:r>
+              <w:rPr>
+                <w:rFonts w:ascii="宋体" w:hAnsi="宋体" w:eastAsia="宋体" w:cs="宋体"/>
+                <w:sz w:val="28"/>
+                <w:szCs w:val="28"/>
+              </w:rPr>
+              <w:t>其他文档处理方式</w:t>
+            </w:r>
+          </w:p>
+        </w:tc>
+      </w:tr>
+      <w:tr>
+        <w:tc>
+          <w:tcPr>
+            <w:tcW w:type="dxa" w:w="3600"/>
+            <w:tcBorders>
+              <w:top w:val="single" w:sz="4" w:space="0" w:color="000000"/>
+              <w:left w:val="single" w:sz="4" w:space="0" w:color="000000"/>
+              <w:bottom w:val="single" w:sz="4" w:space="0" w:color="000000"/>
+              <w:right w:val="single" w:sz="4" w:space="0" w:color="000000"/>
+              <w:insideH w:val="single" w:sz="4" w:space="0" w:color="000000"/>
+              <w:insideV w:val="single" w:sz="4" w:space="0" w:color="000000"/>
+            </w:tcBorders>
+          </w:tcPr>
+          <w:p>
+            <w:r>
+              <w:rPr>
+                <w:rFonts w:ascii="宋体" w:hAnsi="宋体" w:eastAsia="宋体" w:cs="宋体"/>
+                <w:sz w:val="28"/>
+                <w:szCs w:val="28"/>
+              </w:rPr>
+            </w:r>
+            <w:r>
+              <w:rPr>
+                <w:rFonts w:ascii="宋体" w:hAnsi="宋体" w:eastAsia="宋体" w:cs="宋体"/>
+                <w:sz w:val="28"/>
+                <w:szCs w:val="28"/>
+              </w:rPr>
+              <w:t>总体边界、设计输入、分卷顺序</w:t>
+            </w:r>
+          </w:p>
+        </w:tc>
+        <w:tc>
+          <w:tcPr>
+            <w:tcW w:type="dxa" w:w="3600"/>
+            <w:tcBorders>
+              <w:top w:val="single" w:sz="4" w:space="0" w:color="000000"/>
+              <w:left w:val="single" w:sz="4" w:space="0" w:color="000000"/>
+              <w:bottom w:val="single" w:sz="4" w:space="0" w:color="000000"/>
+              <w:right w:val="single" w:sz="4" w:space="0" w:color="000000"/>
+              <w:insideH w:val="single" w:sz="4" w:space="0" w:color="000000"/>
+              <w:insideV w:val="single" w:sz="4" w:space="0" w:color="000000"/>
+            </w:tcBorders>
+          </w:tcPr>
+          <w:p>
+            <w:r>
+              <w:rPr>
+                <w:rFonts w:ascii="宋体" w:hAnsi="宋体" w:eastAsia="宋体" w:cs="宋体"/>
+                <w:sz w:val="28"/>
+                <w:szCs w:val="28"/>
+              </w:rPr>
+            </w:r>
+            <w:r>
+              <w:rPr>
+                <w:rFonts w:ascii="宋体" w:hAnsi="宋体" w:eastAsia="宋体" w:cs="宋体"/>
+                <w:sz w:val="28"/>
+                <w:szCs w:val="28"/>
+              </w:rPr>
+              <w:t>`00-概要设计总览-v0.1.md`</w:t>
+            </w:r>
+          </w:p>
+        </w:tc>
+        <w:tc>
+          <w:tcPr>
+            <w:tcW w:type="dxa" w:w="3600"/>
+            <w:tcBorders>
+              <w:top w:val="single" w:sz="4" w:space="0" w:color="000000"/>
+              <w:left w:val="single" w:sz="4" w:space="0" w:color="000000"/>
+              <w:bottom w:val="single" w:sz="4" w:space="0" w:color="000000"/>
+              <w:right w:val="single" w:sz="4" w:space="0" w:color="000000"/>
+              <w:insideH w:val="single" w:sz="4" w:space="0" w:color="000000"/>
+              <w:insideV w:val="single" w:sz="4" w:space="0" w:color="000000"/>
+            </w:tcBorders>
+          </w:tcPr>
+          <w:p>
+            <w:r>
+              <w:rPr>
+                <w:rFonts w:ascii="宋体" w:hAnsi="宋体" w:eastAsia="宋体" w:cs="宋体"/>
+                <w:sz w:val="28"/>
+                <w:szCs w:val="28"/>
+              </w:rPr>
+            </w:r>
+            <w:r>
+              <w:rPr>
+                <w:rFonts w:ascii="宋体" w:hAnsi="宋体" w:eastAsia="宋体" w:cs="宋体"/>
+                <w:sz w:val="28"/>
+                <w:szCs w:val="28"/>
+              </w:rPr>
+              <w:t>其他文档只引用，不重复展开</w:t>
+            </w:r>
+          </w:p>
+        </w:tc>
+      </w:tr>
+      <w:tr>
+        <w:tc>
+          <w:tcPr>
+            <w:tcW w:type="dxa" w:w="3600"/>
+            <w:tcBorders>
+              <w:top w:val="single" w:sz="4" w:space="0" w:color="000000"/>
+              <w:left w:val="single" w:sz="4" w:space="0" w:color="000000"/>
+              <w:bottom w:val="single" w:sz="4" w:space="0" w:color="000000"/>
+              <w:right w:val="single" w:sz="4" w:space="0" w:color="000000"/>
+              <w:insideH w:val="single" w:sz="4" w:space="0" w:color="000000"/>
+              <w:insideV w:val="single" w:sz="4" w:space="0" w:color="000000"/>
+            </w:tcBorders>
+          </w:tcPr>
+          <w:p>
+            <w:r>
+              <w:rPr>
+                <w:rFonts w:ascii="宋体" w:hAnsi="宋体" w:eastAsia="宋体" w:cs="宋体"/>
+                <w:sz w:val="28"/>
+                <w:szCs w:val="28"/>
+              </w:rPr>
+            </w:r>
+            <w:r>
+              <w:rPr>
+                <w:rFonts w:ascii="宋体" w:hAnsi="宋体" w:eastAsia="宋体" w:cs="宋体"/>
+                <w:sz w:val="28"/>
+                <w:szCs w:val="28"/>
+              </w:rPr>
+              <w:t>总体架构、部署、外部系统集成</w:t>
+            </w:r>
+          </w:p>
+        </w:tc>
+        <w:tc>
+          <w:tcPr>
+            <w:tcW w:type="dxa" w:w="3600"/>
+            <w:tcBorders>
+              <w:top w:val="single" w:sz="4" w:space="0" w:color="000000"/>
+              <w:left w:val="single" w:sz="4" w:space="0" w:color="000000"/>
+              <w:bottom w:val="single" w:sz="4" w:space="0" w:color="000000"/>
+              <w:right w:val="single" w:sz="4" w:space="0" w:color="000000"/>
+              <w:insideH w:val="single" w:sz="4" w:space="0" w:color="000000"/>
+              <w:insideV w:val="single" w:sz="4" w:space="0" w:color="000000"/>
+            </w:tcBorders>
+          </w:tcPr>
+          <w:p>
+            <w:r>
+              <w:rPr>
+                <w:rFonts w:ascii="宋体" w:hAnsi="宋体" w:eastAsia="宋体" w:cs="宋体"/>
+                <w:sz w:val="28"/>
+                <w:szCs w:val="28"/>
+              </w:rPr>
+            </w:r>
+            <w:r>
+              <w:rPr>
+                <w:rFonts w:ascii="宋体" w:hAnsi="宋体" w:eastAsia="宋体" w:cs="宋体"/>
+                <w:sz w:val="28"/>
+                <w:szCs w:val="28"/>
+              </w:rPr>
+              <w:t>`01-总体架构与集成边界-v0.1.md`</w:t>
+            </w:r>
+          </w:p>
+        </w:tc>
+        <w:tc>
+          <w:tcPr>
+            <w:tcW w:type="dxa" w:w="3600"/>
+            <w:tcBorders>
+              <w:top w:val="single" w:sz="4" w:space="0" w:color="000000"/>
+              <w:left w:val="single" w:sz="4" w:space="0" w:color="000000"/>
+              <w:bottom w:val="single" w:sz="4" w:space="0" w:color="000000"/>
+              <w:right w:val="single" w:sz="4" w:space="0" w:color="000000"/>
+              <w:insideH w:val="single" w:sz="4" w:space="0" w:color="000000"/>
+              <w:insideV w:val="single" w:sz="4" w:space="0" w:color="000000"/>
+            </w:tcBorders>
+          </w:tcPr>
+          <w:p>
+            <w:r>
+              <w:rPr>
+                <w:rFonts w:ascii="宋体" w:hAnsi="宋体" w:eastAsia="宋体" w:cs="宋体"/>
+                <w:sz w:val="28"/>
+                <w:szCs w:val="28"/>
+              </w:rPr>
+            </w:r>
+            <w:r>
+              <w:rPr>
+                <w:rFonts w:ascii="宋体" w:hAnsi="宋体" w:eastAsia="宋体" w:cs="宋体"/>
+                <w:sz w:val="28"/>
+                <w:szCs w:val="28"/>
+              </w:rPr>
+              <w:t>总览只保留边界摘要</w:t>
+            </w:r>
+          </w:p>
+        </w:tc>
+      </w:tr>
+      <w:tr>
+        <w:tc>
+          <w:tcPr>
+            <w:tcW w:type="dxa" w:w="3600"/>
+            <w:tcBorders>
+              <w:top w:val="single" w:sz="4" w:space="0" w:color="000000"/>
+              <w:left w:val="single" w:sz="4" w:space="0" w:color="000000"/>
+              <w:bottom w:val="single" w:sz="4" w:space="0" w:color="000000"/>
+              <w:right w:val="single" w:sz="4" w:space="0" w:color="000000"/>
+              <w:insideH w:val="single" w:sz="4" w:space="0" w:color="000000"/>
+              <w:insideV w:val="single" w:sz="4" w:space="0" w:color="000000"/>
+            </w:tcBorders>
+          </w:tcPr>
+          <w:p>
+            <w:r>
+              <w:rPr>
+                <w:rFonts w:ascii="宋体" w:hAnsi="宋体" w:eastAsia="宋体" w:cs="宋体"/>
+                <w:sz w:val="28"/>
+                <w:szCs w:val="28"/>
+              </w:rPr>
+            </w:r>
+            <w:r>
+              <w:rPr>
+                <w:rFonts w:ascii="宋体" w:hAnsi="宋体" w:eastAsia="宋体" w:cs="宋体"/>
+                <w:sz w:val="28"/>
+                <w:szCs w:val="28"/>
+              </w:rPr>
+              <w:t>一期 15 个业务模块职责</w:t>
+            </w:r>
+          </w:p>
+        </w:tc>
+        <w:tc>
+          <w:tcPr>
+            <w:tcW w:type="dxa" w:w="3600"/>
+            <w:tcBorders>
+              <w:top w:val="single" w:sz="4" w:space="0" w:color="000000"/>
+              <w:left w:val="single" w:sz="4" w:space="0" w:color="000000"/>
+              <w:bottom w:val="single" w:sz="4" w:space="0" w:color="000000"/>
+              <w:right w:val="single" w:sz="4" w:space="0" w:color="000000"/>
+              <w:insideH w:val="single" w:sz="4" w:space="0" w:color="000000"/>
+              <w:insideV w:val="single" w:sz="4" w:space="0" w:color="000000"/>
+            </w:tcBorders>
+          </w:tcPr>
+          <w:p>
+            <w:r>
+              <w:rPr>
+                <w:rFonts w:ascii="宋体" w:hAnsi="宋体" w:eastAsia="宋体" w:cs="宋体"/>
+                <w:sz w:val="28"/>
+                <w:szCs w:val="28"/>
+              </w:rPr>
+            </w:r>
+            <w:r>
+              <w:rPr>
+                <w:rFonts w:ascii="宋体" w:hAnsi="宋体" w:eastAsia="宋体" w:cs="宋体"/>
+                <w:sz w:val="28"/>
+                <w:szCs w:val="28"/>
+              </w:rPr>
+              <w:t>`02-业务模块概要设计-v0.1.md`</w:t>
+            </w:r>
+          </w:p>
+        </w:tc>
+        <w:tc>
+          <w:tcPr>
+            <w:tcW w:type="dxa" w:w="3600"/>
+            <w:tcBorders>
+              <w:top w:val="single" w:sz="4" w:space="0" w:color="000000"/>
+              <w:left w:val="single" w:sz="4" w:space="0" w:color="000000"/>
+              <w:bottom w:val="single" w:sz="4" w:space="0" w:color="000000"/>
+              <w:right w:val="single" w:sz="4" w:space="0" w:color="000000"/>
+              <w:insideH w:val="single" w:sz="4" w:space="0" w:color="000000"/>
+              <w:insideV w:val="single" w:sz="4" w:space="0" w:color="000000"/>
+            </w:tcBorders>
+          </w:tcPr>
+          <w:p>
+            <w:r>
+              <w:rPr>
+                <w:rFonts w:ascii="宋体" w:hAnsi="宋体" w:eastAsia="宋体" w:cs="宋体"/>
+                <w:sz w:val="28"/>
+                <w:szCs w:val="28"/>
+              </w:rPr>
+            </w:r>
+            <w:r>
+              <w:rPr>
+                <w:rFonts w:ascii="宋体" w:hAnsi="宋体" w:eastAsia="宋体" w:cs="宋体"/>
+                <w:sz w:val="28"/>
+                <w:szCs w:val="28"/>
+              </w:rPr>
+              <w:t>总览只做能力域归并</w:t>
+            </w:r>
+          </w:p>
+        </w:tc>
+      </w:tr>
+      <w:tr>
+        <w:tc>
+          <w:tcPr>
+            <w:tcW w:type="dxa" w:w="3600"/>
+            <w:tcBorders>
+              <w:top w:val="single" w:sz="4" w:space="0" w:color="000000"/>
+              <w:left w:val="single" w:sz="4" w:space="0" w:color="000000"/>
+              <w:bottom w:val="single" w:sz="4" w:space="0" w:color="000000"/>
+              <w:right w:val="single" w:sz="4" w:space="0" w:color="000000"/>
+              <w:insideH w:val="single" w:sz="4" w:space="0" w:color="000000"/>
+              <w:insideV w:val="single" w:sz="4" w:space="0" w:color="000000"/>
+            </w:tcBorders>
+          </w:tcPr>
+          <w:p>
+            <w:r>
+              <w:rPr>
+                <w:rFonts w:ascii="宋体" w:hAnsi="宋体" w:eastAsia="宋体" w:cs="宋体"/>
+                <w:sz w:val="28"/>
+                <w:szCs w:val="28"/>
+              </w:rPr>
+            </w:r>
+            <w:r>
+              <w:rPr>
+                <w:rFonts w:ascii="宋体" w:hAnsi="宋体" w:eastAsia="宋体" w:cs="宋体"/>
+                <w:sz w:val="28"/>
+                <w:szCs w:val="28"/>
+              </w:rPr>
+              <w:t>主数据、编码、权威来源、NC 映射</w:t>
+            </w:r>
+          </w:p>
+        </w:tc>
+        <w:tc>
+          <w:tcPr>
+            <w:tcW w:type="dxa" w:w="3600"/>
+            <w:tcBorders>
+              <w:top w:val="single" w:sz="4" w:space="0" w:color="000000"/>
+              <w:left w:val="single" w:sz="4" w:space="0" w:color="000000"/>
+              <w:bottom w:val="single" w:sz="4" w:space="0" w:color="000000"/>
+              <w:right w:val="single" w:sz="4" w:space="0" w:color="000000"/>
+              <w:insideH w:val="single" w:sz="4" w:space="0" w:color="000000"/>
+              <w:insideV w:val="single" w:sz="4" w:space="0" w:color="000000"/>
+            </w:tcBorders>
+          </w:tcPr>
+          <w:p>
+            <w:r>
+              <w:rPr>
+                <w:rFonts w:ascii="宋体" w:hAnsi="宋体" w:eastAsia="宋体" w:cs="宋体"/>
+                <w:sz w:val="28"/>
+                <w:szCs w:val="28"/>
+              </w:rPr>
+            </w:r>
+            <w:r>
+              <w:rPr>
+                <w:rFonts w:ascii="宋体" w:hAnsi="宋体" w:eastAsia="宋体" w:cs="宋体"/>
+                <w:sz w:val="28"/>
+                <w:szCs w:val="28"/>
+              </w:rPr>
+              <w:t>`03-主数据与编码概要设计-v0.1.md`</w:t>
+            </w:r>
+          </w:p>
+        </w:tc>
+        <w:tc>
+          <w:tcPr>
+            <w:tcW w:type="dxa" w:w="3600"/>
+            <w:tcBorders>
+              <w:top w:val="single" w:sz="4" w:space="0" w:color="000000"/>
+              <w:left w:val="single" w:sz="4" w:space="0" w:color="000000"/>
+              <w:bottom w:val="single" w:sz="4" w:space="0" w:color="000000"/>
+              <w:right w:val="single" w:sz="4" w:space="0" w:color="000000"/>
+              <w:insideH w:val="single" w:sz="4" w:space="0" w:color="000000"/>
+              <w:insideV w:val="single" w:sz="4" w:space="0" w:color="000000"/>
+            </w:tcBorders>
+          </w:tcPr>
+          <w:p>
+            <w:r>
+              <w:rPr>
+                <w:rFonts w:ascii="宋体" w:hAnsi="宋体" w:eastAsia="宋体" w:cs="宋体"/>
+                <w:sz w:val="28"/>
+                <w:szCs w:val="28"/>
+              </w:rPr>
+            </w:r>
+            <w:r>
+              <w:rPr>
+                <w:rFonts w:ascii="宋体" w:hAnsi="宋体" w:eastAsia="宋体" w:cs="宋体"/>
+                <w:sz w:val="28"/>
+                <w:szCs w:val="28"/>
+              </w:rPr>
+              <w:t>模块文档只说明职责，不展开编码细则</w:t>
+            </w:r>
+          </w:p>
+        </w:tc>
+      </w:tr>
+      <w:tr>
+        <w:tc>
+          <w:tcPr>
+            <w:tcW w:type="dxa" w:w="3600"/>
+            <w:tcBorders>
+              <w:top w:val="single" w:sz="4" w:space="0" w:color="000000"/>
+              <w:left w:val="single" w:sz="4" w:space="0" w:color="000000"/>
+              <w:bottom w:val="single" w:sz="4" w:space="0" w:color="000000"/>
+              <w:right w:val="single" w:sz="4" w:space="0" w:color="000000"/>
+              <w:insideH w:val="single" w:sz="4" w:space="0" w:color="000000"/>
+              <w:insideV w:val="single" w:sz="4" w:space="0" w:color="000000"/>
+            </w:tcBorders>
+          </w:tcPr>
+          <w:p>
+            <w:r>
+              <w:rPr>
+                <w:rFonts w:ascii="宋体" w:hAnsi="宋体" w:eastAsia="宋体" w:cs="宋体"/>
+                <w:sz w:val="28"/>
+                <w:szCs w:val="28"/>
+              </w:rPr>
+            </w:r>
+            <w:r>
+              <w:rPr>
+                <w:rFonts w:ascii="宋体" w:hAnsi="宋体" w:eastAsia="宋体" w:cs="宋体"/>
+                <w:sz w:val="28"/>
+                <w:szCs w:val="28"/>
+              </w:rPr>
+              <w:t>权限、审批、审计</w:t>
+            </w:r>
+          </w:p>
+        </w:tc>
+        <w:tc>
+          <w:tcPr>
+            <w:tcW w:type="dxa" w:w="3600"/>
+            <w:tcBorders>
+              <w:top w:val="single" w:sz="4" w:space="0" w:color="000000"/>
+              <w:left w:val="single" w:sz="4" w:space="0" w:color="000000"/>
+              <w:bottom w:val="single" w:sz="4" w:space="0" w:color="000000"/>
+              <w:right w:val="single" w:sz="4" w:space="0" w:color="000000"/>
+              <w:insideH w:val="single" w:sz="4" w:space="0" w:color="000000"/>
+              <w:insideV w:val="single" w:sz="4" w:space="0" w:color="000000"/>
+            </w:tcBorders>
+          </w:tcPr>
+          <w:p>
+            <w:r>
+              <w:rPr>
+                <w:rFonts w:ascii="宋体" w:hAnsi="宋体" w:eastAsia="宋体" w:cs="宋体"/>
+                <w:sz w:val="28"/>
+                <w:szCs w:val="28"/>
+              </w:rPr>
+            </w:r>
+            <w:r>
+              <w:rPr>
+                <w:rFonts w:ascii="宋体" w:hAnsi="宋体" w:eastAsia="宋体" w:cs="宋体"/>
+                <w:sz w:val="28"/>
+                <w:szCs w:val="28"/>
+              </w:rPr>
+              <w:t>`04-权限审批与审计概要设计-v0.1.md`</w:t>
+            </w:r>
+          </w:p>
+        </w:tc>
+        <w:tc>
+          <w:tcPr>
+            <w:tcW w:type="dxa" w:w="3600"/>
+            <w:tcBorders>
+              <w:top w:val="single" w:sz="4" w:space="0" w:color="000000"/>
+              <w:left w:val="single" w:sz="4" w:space="0" w:color="000000"/>
+              <w:bottom w:val="single" w:sz="4" w:space="0" w:color="000000"/>
+              <w:right w:val="single" w:sz="4" w:space="0" w:color="000000"/>
+              <w:insideH w:val="single" w:sz="4" w:space="0" w:color="000000"/>
+              <w:insideV w:val="single" w:sz="4" w:space="0" w:color="000000"/>
+            </w:tcBorders>
+          </w:tcPr>
+          <w:p>
+            <w:r>
+              <w:rPr>
+                <w:rFonts w:ascii="宋体" w:hAnsi="宋体" w:eastAsia="宋体" w:cs="宋体"/>
+                <w:sz w:val="28"/>
+                <w:szCs w:val="28"/>
+              </w:rPr>
+            </w:r>
+            <w:r>
+              <w:rPr>
+                <w:rFonts w:ascii="宋体" w:hAnsi="宋体" w:eastAsia="宋体" w:cs="宋体"/>
+                <w:sz w:val="28"/>
+                <w:szCs w:val="28"/>
+              </w:rPr>
+              <w:t>总览只保留总体原则</w:t>
+            </w:r>
+          </w:p>
+        </w:tc>
+      </w:tr>
+      <w:tr>
+        <w:tc>
+          <w:tcPr>
+            <w:tcW w:type="dxa" w:w="3600"/>
+            <w:tcBorders>
+              <w:top w:val="single" w:sz="4" w:space="0" w:color="000000"/>
+              <w:left w:val="single" w:sz="4" w:space="0" w:color="000000"/>
+              <w:bottom w:val="single" w:sz="4" w:space="0" w:color="000000"/>
+              <w:right w:val="single" w:sz="4" w:space="0" w:color="000000"/>
+              <w:insideH w:val="single" w:sz="4" w:space="0" w:color="000000"/>
+              <w:insideV w:val="single" w:sz="4" w:space="0" w:color="000000"/>
+            </w:tcBorders>
+          </w:tcPr>
+          <w:p>
+            <w:r>
+              <w:rPr>
+                <w:rFonts w:ascii="宋体" w:hAnsi="宋体" w:eastAsia="宋体" w:cs="宋体"/>
+                <w:sz w:val="28"/>
+                <w:szCs w:val="28"/>
+              </w:rPr>
+            </w:r>
+            <w:r>
+              <w:rPr>
+                <w:rFonts w:ascii="宋体" w:hAnsi="宋体" w:eastAsia="宋体" w:cs="宋体"/>
+                <w:sz w:val="28"/>
+                <w:szCs w:val="28"/>
+              </w:rPr>
+              <w:t>NC 接口、状态、对账、封账</w:t>
+            </w:r>
+          </w:p>
+        </w:tc>
+        <w:tc>
+          <w:tcPr>
+            <w:tcW w:type="dxa" w:w="3600"/>
+            <w:tcBorders>
+              <w:top w:val="single" w:sz="4" w:space="0" w:color="000000"/>
+              <w:left w:val="single" w:sz="4" w:space="0" w:color="000000"/>
+              <w:bottom w:val="single" w:sz="4" w:space="0" w:color="000000"/>
+              <w:right w:val="single" w:sz="4" w:space="0" w:color="000000"/>
+              <w:insideH w:val="single" w:sz="4" w:space="0" w:color="000000"/>
+              <w:insideV w:val="single" w:sz="4" w:space="0" w:color="000000"/>
+            </w:tcBorders>
+          </w:tcPr>
+          <w:p>
+            <w:r>
+              <w:rPr>
+                <w:rFonts w:ascii="宋体" w:hAnsi="宋体" w:eastAsia="宋体" w:cs="宋体"/>
+                <w:sz w:val="28"/>
+                <w:szCs w:val="28"/>
+              </w:rPr>
+            </w:r>
+            <w:r>
+              <w:rPr>
+                <w:rFonts w:ascii="宋体" w:hAnsi="宋体" w:eastAsia="宋体" w:cs="宋体"/>
+                <w:sz w:val="28"/>
+                <w:szCs w:val="28"/>
+              </w:rPr>
+              <w:t>`05-NC接口与对账概要设计-v0.1.md`</w:t>
+            </w:r>
+          </w:p>
+        </w:tc>
+        <w:tc>
+          <w:tcPr>
+            <w:tcW w:type="dxa" w:w="3600"/>
+            <w:tcBorders>
+              <w:top w:val="single" w:sz="4" w:space="0" w:color="000000"/>
+              <w:left w:val="single" w:sz="4" w:space="0" w:color="000000"/>
+              <w:bottom w:val="single" w:sz="4" w:space="0" w:color="000000"/>
+              <w:right w:val="single" w:sz="4" w:space="0" w:color="000000"/>
+              <w:insideH w:val="single" w:sz="4" w:space="0" w:color="000000"/>
+              <w:insideV w:val="single" w:sz="4" w:space="0" w:color="000000"/>
+            </w:tcBorders>
+          </w:tcPr>
+          <w:p>
+            <w:r>
+              <w:rPr>
+                <w:rFonts w:ascii="宋体" w:hAnsi="宋体" w:eastAsia="宋体" w:cs="宋体"/>
+                <w:sz w:val="28"/>
+                <w:szCs w:val="28"/>
+              </w:rPr>
+            </w:r>
+            <w:r>
+              <w:rPr>
+                <w:rFonts w:ascii="宋体" w:hAnsi="宋体" w:eastAsia="宋体" w:cs="宋体"/>
+                <w:sz w:val="28"/>
+                <w:szCs w:val="28"/>
+              </w:rPr>
+              <w:t>总览只保留架构和范围口径</w:t>
+            </w:r>
+          </w:p>
+        </w:tc>
+      </w:tr>
+    </w:tbl>
     <w:p>
       <w:pPr>
         <w:pStyle w:val="Heading2"/>
@@ -1656,6 +2346,16 @@
         <w:t>一期 15 个模块在概要设计中建议按能力域归并，便于后续分卷编写。</w:t>
       </w:r>
     </w:p>
+    <w:p>
+      <w:r>
+        <w:rPr>
+          <w:rFonts w:ascii="宋体" w:hAnsi="宋体" w:eastAsia="宋体" w:cs="宋体"/>
+          <w:sz w:val="28"/>
+          <w:szCs w:val="28"/>
+        </w:rPr>
+        <w:t>本节只说明能力域归并，模块职责、上下游、关键对象和状态控制以 `02-业务模块概要设计-v0.1.md` 为准。</w:t>
+      </w:r>
+    </w:p>
     <w:tbl>
       <w:tblPr>
         <w:tblStyle w:val="LightGrid-Accent1"/>
@@ -2483,6 +3183,16 @@
         <w:t>概要设计阶段建议先按数据域组织，不急于固化物理表。</w:t>
       </w:r>
     </w:p>
+    <w:p>
+      <w:r>
+        <w:rPr>
+          <w:rFonts w:ascii="宋体" w:hAnsi="宋体" w:eastAsia="宋体" w:cs="宋体"/>
+          <w:sz w:val="28"/>
+          <w:szCs w:val="28"/>
+        </w:rPr>
+        <w:t>本节只说明数据域边界；主数据细化以 `03-主数据与编码概要设计-v0.1.md` 为准，NC 接口细化以 `05-NC接口与对账概要设计-v0.1.md` 为准。</w:t>
+      </w:r>
+    </w:p>
     <w:tbl>
       <w:tblPr>
         <w:tblStyle w:val="LightGrid-Accent1"/>
@@ -3139,209 +3849,344 @@
       </w:r>
     </w:p>
     <w:p>
-      <w:pPr>
-        <w:pStyle w:val="Heading3"/>
-        <w:keepNext/>
-        <w:jc w:val="left"/>
-      </w:pPr>
-      <w:r>
-        <w:rPr>
-          <w:rFonts w:ascii="宋体" w:hAnsi="宋体" w:eastAsia="宋体" w:cs="宋体"/>
-          <w:b/>
-          <w:sz w:val="32"/>
-          <w:szCs w:val="32"/>
-        </w:rPr>
-        <w:t>9.1 与 Nova Platform</w:t>
-      </w:r>
-    </w:p>
-    <w:p>
       <w:r>
         <w:rPr>
           <w:rFonts w:ascii="宋体" w:hAnsi="宋体" w:eastAsia="宋体" w:cs="宋体"/>
           <w:sz w:val="28"/>
           <w:szCs w:val="28"/>
         </w:rPr>
-        <w:t>- 接入统一身份认证和 SSO。</w:t>
+        <w:t>本节只保留集成对象和职责边界，详细接口治理以 `01-总体架构与集成边界-v0.1.md` 和 `05-NC接口与对账概要设计-v0.1.md` 为准。</w:t>
       </w:r>
     </w:p>
-    <w:p>
-      <w:r>
-        <w:rPr>
-          <w:rFonts w:ascii="宋体" w:hAnsi="宋体" w:eastAsia="宋体" w:cs="宋体"/>
-          <w:sz w:val="28"/>
-          <w:szCs w:val="28"/>
-        </w:rPr>
-        <w:t>- 获取组织、人员、岗位等基础公共数据。</w:t>
-      </w:r>
-    </w:p>
-    <w:p>
-      <w:r>
-        <w:rPr>
-          <w:rFonts w:ascii="宋体" w:hAnsi="宋体" w:eastAsia="宋体" w:cs="宋体"/>
-          <w:sz w:val="28"/>
-          <w:szCs w:val="28"/>
-        </w:rPr>
-        <w:t>- 通过平台 API 低耦合对接，不共用数据库实例。</w:t>
-      </w:r>
-    </w:p>
-    <w:p>
-      <w:r>
-        <w:rPr>
-          <w:rFonts w:ascii="宋体" w:hAnsi="宋体" w:eastAsia="宋体" w:cs="宋体"/>
-          <w:sz w:val="28"/>
-          <w:szCs w:val="28"/>
-        </w:rPr>
-        <w:t>- 物资系统保留本地业务副本，用于业务关联、权限判断和历史留痕。</w:t>
-      </w:r>
-    </w:p>
-    <w:p>
-      <w:pPr>
-        <w:pStyle w:val="Heading3"/>
-        <w:keepNext/>
-        <w:jc w:val="left"/>
-      </w:pPr>
-      <w:r>
-        <w:rPr>
-          <w:rFonts w:ascii="宋体" w:hAnsi="宋体" w:eastAsia="宋体" w:cs="宋体"/>
-          <w:b/>
-          <w:sz w:val="32"/>
-          <w:szCs w:val="32"/>
-        </w:rPr>
-        <w:t>9.2 与 NC 财务系统</w:t>
-      </w:r>
-    </w:p>
-    <w:p>
-      <w:r>
-        <w:rPr>
-          <w:rFonts w:ascii="宋体" w:hAnsi="宋体" w:eastAsia="宋体" w:cs="宋体"/>
-          <w:sz w:val="28"/>
-          <w:szCs w:val="28"/>
-        </w:rPr>
-        <w:t>- 统一采用 API + JSON 作为正式集成标准。</w:t>
-      </w:r>
-    </w:p>
-    <w:p>
-      <w:r>
-        <w:rPr>
-          <w:rFonts w:ascii="宋体" w:hAnsi="宋体" w:eastAsia="宋体" w:cs="宋体"/>
-          <w:sz w:val="28"/>
-          <w:szCs w:val="28"/>
-        </w:rPr>
-        <w:t>- 一期接口范围包括 5 项主数据同步、19 项业务单据推送、5 项对账与监控。</w:t>
-      </w:r>
-    </w:p>
-    <w:p>
-      <w:r>
-        <w:rPr>
-          <w:rFonts w:ascii="宋体" w:hAnsi="宋体" w:eastAsia="宋体" w:cs="宋体"/>
-          <w:sz w:val="28"/>
-          <w:szCs w:val="28"/>
-        </w:rPr>
-        <w:t>- 接口设计必须支持统一状态矩阵、最小回执字段、幂等键、自动重试、人工重推和异常台账。</w:t>
-      </w:r>
-    </w:p>
-    <w:p>
-      <w:r>
-        <w:rPr>
-          <w:rFonts w:ascii="宋体" w:hAnsi="宋体" w:eastAsia="宋体" w:cs="宋体"/>
-          <w:sz w:val="28"/>
-          <w:szCs w:val="28"/>
-        </w:rPr>
-        <w:t>- NC 侧处理结果必须回写物资系统，用于对账、追溯和报表展示。</w:t>
-      </w:r>
-    </w:p>
-    <w:p>
-      <w:pPr>
-        <w:pStyle w:val="Heading3"/>
-        <w:keepNext/>
-        <w:jc w:val="left"/>
-      </w:pPr>
-      <w:r>
-        <w:rPr>
-          <w:rFonts w:ascii="宋体" w:hAnsi="宋体" w:eastAsia="宋体" w:cs="宋体"/>
-          <w:b/>
-          <w:sz w:val="32"/>
-          <w:szCs w:val="32"/>
-        </w:rPr>
-        <w:t>9.3 与能源集团招采平台</w:t>
-      </w:r>
-    </w:p>
-    <w:p>
-      <w:r>
-        <w:rPr>
-          <w:rFonts w:ascii="宋体" w:hAnsi="宋体" w:eastAsia="宋体" w:cs="宋体"/>
-          <w:sz w:val="28"/>
-          <w:szCs w:val="28"/>
-        </w:rPr>
-        <w:t>- 一期重点支持采购文件导出/上传、招评标结果导入、附件归档和合同联动。</w:t>
-      </w:r>
-    </w:p>
-    <w:p>
-      <w:r>
-        <w:rPr>
-          <w:rFonts w:ascii="宋体" w:hAnsi="宋体" w:eastAsia="宋体" w:cs="宋体"/>
-          <w:sz w:val="28"/>
-          <w:szCs w:val="28"/>
-        </w:rPr>
-        <w:t>- 平台深度直连、自动上传、自动回传和流程穿透可作为二期增强。</w:t>
-      </w:r>
-    </w:p>
-    <w:p>
-      <w:pPr>
-        <w:pStyle w:val="Heading3"/>
-        <w:keepNext/>
-        <w:jc w:val="left"/>
-      </w:pPr>
-      <w:r>
-        <w:rPr>
-          <w:rFonts w:ascii="宋体" w:hAnsi="宋体" w:eastAsia="宋体" w:cs="宋体"/>
-          <w:b/>
-          <w:sz w:val="32"/>
-          <w:szCs w:val="32"/>
-        </w:rPr>
-        <w:t>9.4 与统一 AI 平台</w:t>
-      </w:r>
-    </w:p>
-    <w:p>
-      <w:r>
-        <w:rPr>
-          <w:rFonts w:ascii="宋体" w:hAnsi="宋体" w:eastAsia="宋体" w:cs="宋体"/>
-          <w:sz w:val="28"/>
-          <w:szCs w:val="28"/>
-        </w:rPr>
-        <w:t>- 本系统通过标准业务接口开放查询、分析、预警和追溯能力。</w:t>
-      </w:r>
-    </w:p>
-    <w:p>
-      <w:r>
-        <w:rPr>
-          <w:rFonts w:ascii="宋体" w:hAnsi="宋体" w:eastAsia="宋体" w:cs="宋体"/>
-          <w:sz w:val="28"/>
-          <w:szCs w:val="28"/>
-        </w:rPr>
-        <w:t>- Tool 能力必须进行权限校验、参数校验和日志留痕。</w:t>
-      </w:r>
-    </w:p>
-    <w:p>
-      <w:r>
-        <w:rPr>
-          <w:rFonts w:ascii="宋体" w:hAnsi="宋体" w:eastAsia="宋体" w:cs="宋体"/>
-          <w:sz w:val="28"/>
-          <w:szCs w:val="28"/>
-        </w:rPr>
-        <w:t>- AI 查询结果不得突破用户在物资系统中的数据权限。</w:t>
-      </w:r>
-    </w:p>
-    <w:p>
-      <w:r>
-        <w:rPr>
-          <w:rFonts w:ascii="宋体" w:hAnsi="宋体" w:eastAsia="宋体" w:cs="宋体"/>
-          <w:sz w:val="28"/>
-          <w:szCs w:val="28"/>
-        </w:rPr>
-        <w:t>- 高风险操作、审批和数据变更不作为一期 AI 自动执行范围。</w:t>
-      </w:r>
-    </w:p>
+    <w:tbl>
+      <w:tblPr>
+        <w:tblStyle w:val="LightGrid-Accent1"/>
+        <w:tblW w:type="auto" w:w="0"/>
+        <w:tblLook w:firstColumn="1" w:firstRow="1" w:lastColumn="0" w:lastRow="0" w:noHBand="0" w:noVBand="1" w:val="04A0"/>
+        <w:tblBorders>
+          <w:top w:val="single" w:sz="4" w:space="0" w:color="000000"/>
+          <w:left w:val="single" w:sz="4" w:space="0" w:color="000000"/>
+          <w:bottom w:val="single" w:sz="4" w:space="0" w:color="000000"/>
+          <w:right w:val="single" w:sz="4" w:space="0" w:color="000000"/>
+          <w:insideH w:val="single" w:sz="4" w:space="0" w:color="000000"/>
+          <w:insideV w:val="single" w:sz="4" w:space="0" w:color="000000"/>
+        </w:tblBorders>
+      </w:tblPr>
+      <w:tblGrid>
+        <w:gridCol w:w="5400"/>
+        <w:gridCol w:w="5400"/>
+      </w:tblGrid>
+      <w:tr>
+        <w:tc>
+          <w:tcPr>
+            <w:tcW w:type="dxa" w:w="5400"/>
+            <w:tcBorders>
+              <w:top w:val="single" w:sz="4" w:space="0" w:color="000000"/>
+              <w:left w:val="single" w:sz="4" w:space="0" w:color="000000"/>
+              <w:bottom w:val="single" w:sz="4" w:space="0" w:color="000000"/>
+              <w:right w:val="single" w:sz="4" w:space="0" w:color="000000"/>
+              <w:insideH w:val="single" w:sz="4" w:space="0" w:color="000000"/>
+              <w:insideV w:val="single" w:sz="4" w:space="0" w:color="000000"/>
+            </w:tcBorders>
+          </w:tcPr>
+          <w:p>
+            <w:r>
+              <w:rPr>
+                <w:rFonts w:ascii="宋体" w:hAnsi="宋体" w:eastAsia="宋体" w:cs="宋体"/>
+                <w:sz w:val="28"/>
+                <w:szCs w:val="28"/>
+              </w:rPr>
+            </w:r>
+            <w:r>
+              <w:rPr>
+                <w:rFonts w:ascii="宋体" w:hAnsi="宋体" w:eastAsia="宋体" w:cs="宋体"/>
+                <w:sz w:val="28"/>
+                <w:szCs w:val="28"/>
+              </w:rPr>
+              <w:t>集成对象</w:t>
+            </w:r>
+          </w:p>
+        </w:tc>
+        <w:tc>
+          <w:tcPr>
+            <w:tcW w:type="dxa" w:w="5400"/>
+            <w:tcBorders>
+              <w:top w:val="single" w:sz="4" w:space="0" w:color="000000"/>
+              <w:left w:val="single" w:sz="4" w:space="0" w:color="000000"/>
+              <w:bottom w:val="single" w:sz="4" w:space="0" w:color="000000"/>
+              <w:right w:val="single" w:sz="4" w:space="0" w:color="000000"/>
+              <w:insideH w:val="single" w:sz="4" w:space="0" w:color="000000"/>
+              <w:insideV w:val="single" w:sz="4" w:space="0" w:color="000000"/>
+            </w:tcBorders>
+          </w:tcPr>
+          <w:p>
+            <w:r>
+              <w:rPr>
+                <w:rFonts w:ascii="宋体" w:hAnsi="宋体" w:eastAsia="宋体" w:cs="宋体"/>
+                <w:sz w:val="28"/>
+                <w:szCs w:val="28"/>
+              </w:rPr>
+            </w:r>
+            <w:r>
+              <w:rPr>
+                <w:rFonts w:ascii="宋体" w:hAnsi="宋体" w:eastAsia="宋体" w:cs="宋体"/>
+                <w:sz w:val="28"/>
+                <w:szCs w:val="28"/>
+              </w:rPr>
+              <w:t>总览边界</w:t>
+            </w:r>
+          </w:p>
+        </w:tc>
+      </w:tr>
+      <w:tr>
+        <w:tc>
+          <w:tcPr>
+            <w:tcW w:type="dxa" w:w="5400"/>
+            <w:tcBorders>
+              <w:top w:val="single" w:sz="4" w:space="0" w:color="000000"/>
+              <w:left w:val="single" w:sz="4" w:space="0" w:color="000000"/>
+              <w:bottom w:val="single" w:sz="4" w:space="0" w:color="000000"/>
+              <w:right w:val="single" w:sz="4" w:space="0" w:color="000000"/>
+              <w:insideH w:val="single" w:sz="4" w:space="0" w:color="000000"/>
+              <w:insideV w:val="single" w:sz="4" w:space="0" w:color="000000"/>
+            </w:tcBorders>
+          </w:tcPr>
+          <w:p>
+            <w:r>
+              <w:rPr>
+                <w:rFonts w:ascii="宋体" w:hAnsi="宋体" w:eastAsia="宋体" w:cs="宋体"/>
+                <w:sz w:val="28"/>
+                <w:szCs w:val="28"/>
+              </w:rPr>
+            </w:r>
+            <w:r>
+              <w:rPr>
+                <w:rFonts w:ascii="宋体" w:hAnsi="宋体" w:eastAsia="宋体" w:cs="宋体"/>
+                <w:sz w:val="28"/>
+                <w:szCs w:val="28"/>
+              </w:rPr>
+              <w:t>Nova Platform</w:t>
+            </w:r>
+          </w:p>
+        </w:tc>
+        <w:tc>
+          <w:tcPr>
+            <w:tcW w:type="dxa" w:w="5400"/>
+            <w:tcBorders>
+              <w:top w:val="single" w:sz="4" w:space="0" w:color="000000"/>
+              <w:left w:val="single" w:sz="4" w:space="0" w:color="000000"/>
+              <w:bottom w:val="single" w:sz="4" w:space="0" w:color="000000"/>
+              <w:right w:val="single" w:sz="4" w:space="0" w:color="000000"/>
+              <w:insideH w:val="single" w:sz="4" w:space="0" w:color="000000"/>
+              <w:insideV w:val="single" w:sz="4" w:space="0" w:color="000000"/>
+            </w:tcBorders>
+          </w:tcPr>
+          <w:p>
+            <w:r>
+              <w:rPr>
+                <w:rFonts w:ascii="宋体" w:hAnsi="宋体" w:eastAsia="宋体" w:cs="宋体"/>
+                <w:sz w:val="28"/>
+                <w:szCs w:val="28"/>
+              </w:rPr>
+            </w:r>
+            <w:r>
+              <w:rPr>
+                <w:rFonts w:ascii="宋体" w:hAnsi="宋体" w:eastAsia="宋体" w:cs="宋体"/>
+                <w:sz w:val="28"/>
+                <w:szCs w:val="28"/>
+              </w:rPr>
+              <w:t>负责统一身份、组织、人员等公共能力；物资系统通过 API 获取并保存业务副本，不与平台共库</w:t>
+            </w:r>
+          </w:p>
+        </w:tc>
+      </w:tr>
+      <w:tr>
+        <w:tc>
+          <w:tcPr>
+            <w:tcW w:type="dxa" w:w="5400"/>
+            <w:tcBorders>
+              <w:top w:val="single" w:sz="4" w:space="0" w:color="000000"/>
+              <w:left w:val="single" w:sz="4" w:space="0" w:color="000000"/>
+              <w:bottom w:val="single" w:sz="4" w:space="0" w:color="000000"/>
+              <w:right w:val="single" w:sz="4" w:space="0" w:color="000000"/>
+              <w:insideH w:val="single" w:sz="4" w:space="0" w:color="000000"/>
+              <w:insideV w:val="single" w:sz="4" w:space="0" w:color="000000"/>
+            </w:tcBorders>
+          </w:tcPr>
+          <w:p>
+            <w:r>
+              <w:rPr>
+                <w:rFonts w:ascii="宋体" w:hAnsi="宋体" w:eastAsia="宋体" w:cs="宋体"/>
+                <w:sz w:val="28"/>
+                <w:szCs w:val="28"/>
+              </w:rPr>
+            </w:r>
+            <w:r>
+              <w:rPr>
+                <w:rFonts w:ascii="宋体" w:hAnsi="宋体" w:eastAsia="宋体" w:cs="宋体"/>
+                <w:sz w:val="28"/>
+                <w:szCs w:val="28"/>
+              </w:rPr>
+              <w:t>NC 财务系统</w:t>
+            </w:r>
+          </w:p>
+        </w:tc>
+        <w:tc>
+          <w:tcPr>
+            <w:tcW w:type="dxa" w:w="5400"/>
+            <w:tcBorders>
+              <w:top w:val="single" w:sz="4" w:space="0" w:color="000000"/>
+              <w:left w:val="single" w:sz="4" w:space="0" w:color="000000"/>
+              <w:bottom w:val="single" w:sz="4" w:space="0" w:color="000000"/>
+              <w:right w:val="single" w:sz="4" w:space="0" w:color="000000"/>
+              <w:insideH w:val="single" w:sz="4" w:space="0" w:color="000000"/>
+              <w:insideV w:val="single" w:sz="4" w:space="0" w:color="000000"/>
+            </w:tcBorders>
+          </w:tcPr>
+          <w:p>
+            <w:r>
+              <w:rPr>
+                <w:rFonts w:ascii="宋体" w:hAnsi="宋体" w:eastAsia="宋体" w:cs="宋体"/>
+                <w:sz w:val="28"/>
+                <w:szCs w:val="28"/>
+              </w:rPr>
+            </w:r>
+            <w:r>
+              <w:rPr>
+                <w:rFonts w:ascii="宋体" w:hAnsi="宋体" w:eastAsia="宋体" w:cs="宋体"/>
+                <w:sz w:val="28"/>
+                <w:szCs w:val="28"/>
+              </w:rPr>
+              <w:t>负责凭证、应付、实付和总账；物资系统负责业务事实、接口任务、回执状态和对账依据</w:t>
+            </w:r>
+          </w:p>
+        </w:tc>
+      </w:tr>
+      <w:tr>
+        <w:tc>
+          <w:tcPr>
+            <w:tcW w:type="dxa" w:w="5400"/>
+            <w:tcBorders>
+              <w:top w:val="single" w:sz="4" w:space="0" w:color="000000"/>
+              <w:left w:val="single" w:sz="4" w:space="0" w:color="000000"/>
+              <w:bottom w:val="single" w:sz="4" w:space="0" w:color="000000"/>
+              <w:right w:val="single" w:sz="4" w:space="0" w:color="000000"/>
+              <w:insideH w:val="single" w:sz="4" w:space="0" w:color="000000"/>
+              <w:insideV w:val="single" w:sz="4" w:space="0" w:color="000000"/>
+            </w:tcBorders>
+          </w:tcPr>
+          <w:p>
+            <w:r>
+              <w:rPr>
+                <w:rFonts w:ascii="宋体" w:hAnsi="宋体" w:eastAsia="宋体" w:cs="宋体"/>
+                <w:sz w:val="28"/>
+                <w:szCs w:val="28"/>
+              </w:rPr>
+            </w:r>
+            <w:r>
+              <w:rPr>
+                <w:rFonts w:ascii="宋体" w:hAnsi="宋体" w:eastAsia="宋体" w:cs="宋体"/>
+                <w:sz w:val="28"/>
+                <w:szCs w:val="28"/>
+              </w:rPr>
+              <w:t>能源集团招采平台</w:t>
+            </w:r>
+          </w:p>
+        </w:tc>
+        <w:tc>
+          <w:tcPr>
+            <w:tcW w:type="dxa" w:w="5400"/>
+            <w:tcBorders>
+              <w:top w:val="single" w:sz="4" w:space="0" w:color="000000"/>
+              <w:left w:val="single" w:sz="4" w:space="0" w:color="000000"/>
+              <w:bottom w:val="single" w:sz="4" w:space="0" w:color="000000"/>
+              <w:right w:val="single" w:sz="4" w:space="0" w:color="000000"/>
+              <w:insideH w:val="single" w:sz="4" w:space="0" w:color="000000"/>
+              <w:insideV w:val="single" w:sz="4" w:space="0" w:color="000000"/>
+            </w:tcBorders>
+          </w:tcPr>
+          <w:p>
+            <w:r>
+              <w:rPr>
+                <w:rFonts w:ascii="宋体" w:hAnsi="宋体" w:eastAsia="宋体" w:cs="宋体"/>
+                <w:sz w:val="28"/>
+                <w:szCs w:val="28"/>
+              </w:rPr>
+            </w:r>
+            <w:r>
+              <w:rPr>
+                <w:rFonts w:ascii="宋体" w:hAnsi="宋体" w:eastAsia="宋体" w:cs="宋体"/>
+                <w:sz w:val="28"/>
+                <w:szCs w:val="28"/>
+              </w:rPr>
+              <w:t>负责公告、投标、开标、评标和公示；物资系统负责采购文件协同、结果归档和合同联动</w:t>
+            </w:r>
+          </w:p>
+        </w:tc>
+      </w:tr>
+      <w:tr>
+        <w:tc>
+          <w:tcPr>
+            <w:tcW w:type="dxa" w:w="5400"/>
+            <w:tcBorders>
+              <w:top w:val="single" w:sz="4" w:space="0" w:color="000000"/>
+              <w:left w:val="single" w:sz="4" w:space="0" w:color="000000"/>
+              <w:bottom w:val="single" w:sz="4" w:space="0" w:color="000000"/>
+              <w:right w:val="single" w:sz="4" w:space="0" w:color="000000"/>
+              <w:insideH w:val="single" w:sz="4" w:space="0" w:color="000000"/>
+              <w:insideV w:val="single" w:sz="4" w:space="0" w:color="000000"/>
+            </w:tcBorders>
+          </w:tcPr>
+          <w:p>
+            <w:r>
+              <w:rPr>
+                <w:rFonts w:ascii="宋体" w:hAnsi="宋体" w:eastAsia="宋体" w:cs="宋体"/>
+                <w:sz w:val="28"/>
+                <w:szCs w:val="28"/>
+              </w:rPr>
+            </w:r>
+            <w:r>
+              <w:rPr>
+                <w:rFonts w:ascii="宋体" w:hAnsi="宋体" w:eastAsia="宋体" w:cs="宋体"/>
+                <w:sz w:val="28"/>
+                <w:szCs w:val="28"/>
+              </w:rPr>
+              <w:t>统一 AI 平台</w:t>
+            </w:r>
+          </w:p>
+        </w:tc>
+        <w:tc>
+          <w:tcPr>
+            <w:tcW w:type="dxa" w:w="5400"/>
+            <w:tcBorders>
+              <w:top w:val="single" w:sz="4" w:space="0" w:color="000000"/>
+              <w:left w:val="single" w:sz="4" w:space="0" w:color="000000"/>
+              <w:bottom w:val="single" w:sz="4" w:space="0" w:color="000000"/>
+              <w:right w:val="single" w:sz="4" w:space="0" w:color="000000"/>
+              <w:insideH w:val="single" w:sz="4" w:space="0" w:color="000000"/>
+              <w:insideV w:val="single" w:sz="4" w:space="0" w:color="000000"/>
+            </w:tcBorders>
+          </w:tcPr>
+          <w:p>
+            <w:r>
+              <w:rPr>
+                <w:rFonts w:ascii="宋体" w:hAnsi="宋体" w:eastAsia="宋体" w:cs="宋体"/>
+                <w:sz w:val="28"/>
+                <w:szCs w:val="28"/>
+              </w:rPr>
+            </w:r>
+            <w:r>
+              <w:rPr>
+                <w:rFonts w:ascii="宋体" w:hAnsi="宋体" w:eastAsia="宋体" w:cs="宋体"/>
+                <w:sz w:val="28"/>
+                <w:szCs w:val="28"/>
+              </w:rPr>
+              <w:t>作为统一 AI 入口；物资系统开放受控查询和分析 Tool，不允许 AI 直接访问底层数据库</w:t>
+            </w:r>
+          </w:p>
+        </w:tc>
+      </w:tr>
+    </w:tbl>
     <w:p>
       <w:pPr>
         <w:pStyle w:val="Heading2"/>
